--- a/zhs/docx/089.content.docx
+++ b/zhs/docx/089.content.docx
@@ -236,25 +236,7 @@
         <w:rPr>
           <w:lang w:val="zh_CN" w:bidi="zh_CN"/>
         </w:rPr>
-        <w:t>对人类来说，一个人的种子是另一种表达</w:t>
-      </w:r>
-      <w:hyperlink r:id="rId13">
-        <w:r>
-          <w:rPr>
-            <w:lang w:val="zh_CN" w:bidi="zh_CN"/>
-          </w:rPr>
-          <w:rPr>
-            <w:color w:val="0000EE"/>
-            <w:u w:val="single"/>
-          </w:rPr>
-          <w:t>后裔</w:t>
-        </w:r>
-      </w:hyperlink>
-      <w:r>
-        <w:rPr>
-          <w:lang w:val="zh_CN" w:bidi="zh_CN"/>
-        </w:rPr>
-        <w:t>的方式。 当你谈到一个人的种子时，你可能是在说一个人，或是一群人是这人的后裔。</w:t>
+        <w:t>对人类来说，一个人的种子是另一种表达后裔的方式。 当你谈到一个人的种子时，你可能是在说一个人，或是一群人是这人的后裔。</w:t>
       </w:r>
       <w:r>
         <w:rPr>
@@ -309,7 +291,7 @@
           <w:lang w:val="zh_CN" w:bidi="zh_CN"/>
         </w:rPr>
       </w:r>
-      <w:hyperlink r:id="rId14">
+      <w:hyperlink r:id="rId13">
         <w:r>
           <w:rPr>
             <w:lang w:val="zh_CN" w:bidi="zh_CN"/>

--- a/zhs/docx/089.content.docx
+++ b/zhs/docx/089.content.docx
@@ -237,77 +237,6 @@
           <w:lang w:val="zh_CN" w:bidi="zh_CN"/>
         </w:rPr>
         <w:t>对人类来说，一个人的种子是另一种表达后裔的方式。 当你谈到一个人的种子时，你可能是在说一个人，或是一群人是这人的后裔。</w:t>
-      </w:r>
-      <w:r>
-        <w:rPr>
-          <w:lang w:val="zh_CN" w:bidi="zh_CN"/>
-        </w:rPr>
-      </w:r>
-      <w:r>
-        <w:rPr>
-          <w:lang w:val="zh_CN" w:bidi="zh_CN"/>
-        </w:rPr>
-      </w:r>
-    </w:p>
-    <w:p>
-      <w:pPr/>
-      <w:r>
-        <w:rPr>
-          <w:lang w:val="zh_CN" w:bidi="zh_CN"/>
-        </w:rPr>
-      </w:r>
-    </w:p>
-    <w:p>
-      <w:pPr>
-        <w:pStyle w:val="Heading2"/>
-      </w:pPr>
-      <w:r>
-        <w:rPr>
-          <w:lang w:val="zh_CN" w:bidi="zh_CN"/>
-        </w:rPr>
-        <w:t>种子</w:t>
-      </w:r>
-      <w:r>
-        <w:rPr>
-          <w:lang w:val="zh_CN" w:bidi="zh_CN"/>
-        </w:rPr>
-      </w:r>
-    </w:p>
-    <w:p>
-      <w:pPr>
-        <w:pStyle w:val="Heading4"/>
-      </w:pPr>
-      <w:r>
-        <w:rPr>
-          <w:lang w:val="zh_CN" w:bidi="zh_CN"/>
-        </w:rPr>
-        <w:t>Audio Content</w:t>
-      </w:r>
-    </w:p>
-    <w:p>
-      <w:pPr/>
-      <w:r>
-        <w:rPr>
-          <w:lang w:val="zh_CN" w:bidi="zh_CN"/>
-        </w:rPr>
-      </w:r>
-      <w:hyperlink r:id="rId13">
-        <w:r>
-          <w:rPr>
-            <w:lang w:val="zh_CN" w:bidi="zh_CN"/>
-          </w:rPr>
-          <w:rPr>
-            <w:color w:val="0000EE"/>
-            <w:u w:val="single"/>
-          </w:rPr>
-          <w:t>mp3 file</w:t>
-        </w:r>
-      </w:hyperlink>
-      <w:r>
-        <w:rPr>
-          <w:lang w:val="zh_CN" w:bidi="zh_CN"/>
-        </w:rPr>
-        <w:t xml:space="preserve"> (None KB)</w:t>
       </w:r>
       <w:r>
         <w:rPr>

--- a/zhs/docx/089.content.docx
+++ b/zhs/docx/089.content.docx
@@ -236,7 +236,25 @@
         <w:rPr>
           <w:lang w:val="zh_CN" w:bidi="zh_CN"/>
         </w:rPr>
-        <w:t>对人类来说，一个人的种子是另一种表达后裔的方式。 当你谈到一个人的种子时，你可能是在说一个人，或是一群人是这人的后裔。</w:t>
+        <w:t>对人类来说，一个人的种子是另一种表达</w:t>
+      </w:r>
+      <w:hyperlink r:id="rId13">
+        <w:r>
+          <w:rPr>
+            <w:lang w:val="zh_CN" w:bidi="zh_CN"/>
+          </w:rPr>
+          <w:rPr>
+            <w:color w:val="0000EE"/>
+            <w:u w:val="single"/>
+          </w:rPr>
+          <w:t>后裔</w:t>
+        </w:r>
+      </w:hyperlink>
+      <w:r>
+        <w:rPr>
+          <w:lang w:val="zh_CN" w:bidi="zh_CN"/>
+        </w:rPr>
+        <w:t>的方式。 当你谈到一个人的种子时，你可能是在说一个人，或是一群人是这人的后裔。</w:t>
       </w:r>
       <w:r>
         <w:rPr>
